--- a/quizzes/Quiz_10.docx
+++ b/quizzes/Quiz_10.docx
@@ -6,11 +6,13 @@
       <w:pPr>
         <w:rPr>
           <w:b w:val="1"/>
+          <w:bCs w:val="1"/>
         </w:rPr>
       </w:pPr>
       <w:r>
         <w:rPr>
           <w:b w:val="1"/>
+          <w:bCs w:val="1"/>
           <w:rtl w:val="0"/>
         </w:rPr>
         <w:t xml:space="preserve">Quiz 10</w:t>
@@ -46,6 +48,7 @@
       <w:r>
         <w:rPr>
           <w:b w:val="1"/>
+          <w:bCs w:val="1"/>
           <w:rtl w:val="0"/>
         </w:rPr>
         <w:t xml:space="preserve">Type I </w:t>
@@ -59,6 +62,7 @@
       <w:r>
         <w:rPr>
           <w:b w:val="1"/>
+          <w:bCs w:val="1"/>
           <w:rtl w:val="0"/>
         </w:rPr>
         <w:t xml:space="preserve"> Type II </w:t>
@@ -274,6 +278,7 @@
       <w:r>
         <w:rPr>
           <w:b w:val="1"/>
+          <w:bCs w:val="1"/>
           <w:rtl w:val="0"/>
         </w:rPr>
         <w:t xml:space="preserve">two</w:t>
@@ -389,6 +394,7 @@
                 <m:ctrlPr>
                   <w:rPr>
                     <w:i w:val="1"/>
+                    <w:iCs w:val="1"/>
                     <w:color w:val="595959"/>
                     <w:sz w:val="40"/>
                     <w:szCs w:val="40"/>
@@ -409,6 +415,7 @@
                 <m:r>
                   <w:rPr>
                     <w:i w:val="1"/>
+                    <w:iCs w:val="1"/>
                     <w:color w:val="595959"/>
                     <w:sz w:val="40"/>
                     <w:szCs w:val="40"/>
@@ -422,6 +429,7 @@
                 <m:ctrlPr>
                   <w:rPr>
                     <w:i w:val="1"/>
+                    <w:iCs w:val="1"/>
                     <w:color w:val="595959"/>
                     <w:sz w:val="40"/>
                     <w:szCs w:val="40"/>
@@ -432,6 +440,7 @@
                 <m:r>
                   <w:rPr>
                     <w:i w:val="1"/>
+                    <w:iCs w:val="1"/>
                     <w:color w:val="595959"/>
                     <w:sz w:val="40"/>
                     <w:szCs w:val="40"/>
@@ -443,6 +452,7 @@
                 <m:r>
                   <w:rPr>
                     <w:i w:val="1"/>
+                    <w:iCs w:val="1"/>
                     <w:color w:val="595959"/>
                     <w:sz w:val="40"/>
                     <w:szCs w:val="40"/>
@@ -456,6 +466,7 @@
                 <m:ctrlPr>
                   <w:rPr>
                     <w:i w:val="1"/>
+                    <w:iCs w:val="1"/>
                     <w:color w:val="595959"/>
                     <w:sz w:val="40"/>
                     <w:szCs w:val="40"/>
@@ -466,6 +477,7 @@
                 <m:r>
                   <w:rPr>
                     <w:i w:val="1"/>
+                    <w:iCs w:val="1"/>
                     <w:color w:val="595959"/>
                     <w:sz w:val="40"/>
                     <w:szCs w:val="40"/>
@@ -477,6 +489,7 @@
                 <m:r>
                   <w:rPr>
                     <w:i w:val="1"/>
+                    <w:iCs w:val="1"/>
                     <w:color w:val="595959"/>
                     <w:sz w:val="40"/>
                     <w:szCs w:val="40"/>
@@ -535,6 +548,7 @@
                 <m:ctrlPr>
                   <w:rPr>
                     <w:i w:val="1"/>
+                    <w:iCs w:val="1"/>
                     <w:color w:val="595959"/>
                     <w:sz w:val="40"/>
                     <w:szCs w:val="40"/>
@@ -555,6 +569,7 @@
                 <m:r>
                   <w:rPr>
                     <w:i w:val="1"/>
+                    <w:iCs w:val="1"/>
                     <w:color w:val="595959"/>
                     <w:sz w:val="40"/>
                     <w:szCs w:val="40"/>
@@ -568,6 +583,7 @@
                 <m:ctrlPr>
                   <w:rPr>
                     <w:i w:val="1"/>
+                    <w:iCs w:val="1"/>
                     <w:color w:val="595959"/>
                     <w:sz w:val="40"/>
                     <w:szCs w:val="40"/>
@@ -578,6 +594,7 @@
                 <m:r>
                   <w:rPr>
                     <w:i w:val="1"/>
+                    <w:iCs w:val="1"/>
                     <w:color w:val="595959"/>
                     <w:sz w:val="40"/>
                     <w:szCs w:val="40"/>
@@ -589,6 +606,7 @@
                 <m:r>
                   <w:rPr>
                     <w:i w:val="1"/>
+                    <w:iCs w:val="1"/>
                     <w:color w:val="595959"/>
                     <w:sz w:val="40"/>
                     <w:szCs w:val="40"/>
@@ -602,6 +620,7 @@
                 <m:ctrlPr>
                   <w:rPr>
                     <w:i w:val="1"/>
+                    <w:iCs w:val="1"/>
                     <w:color w:val="595959"/>
                     <w:sz w:val="40"/>
                     <w:szCs w:val="40"/>
@@ -612,6 +631,7 @@
                 <m:r>
                   <w:rPr>
                     <w:i w:val="1"/>
+                    <w:iCs w:val="1"/>
                     <w:color w:val="595959"/>
                     <w:sz w:val="40"/>
                     <w:szCs w:val="40"/>
@@ -623,6 +643,7 @@
                 <m:r>
                   <w:rPr>
                     <w:i w:val="1"/>
+                    <w:iCs w:val="1"/>
                     <w:color w:val="595959"/>
                     <w:sz w:val="40"/>
                     <w:szCs w:val="40"/>
@@ -912,11 +933,19 @@
       </w:pPr>
     </w:pPrDefault>
   </w:docDefaults>
+  <w:style w:type="table" w:styleId="TableNormal" w:default="1">
+    <w:name w:val="TableNormal"/>
+    <w:tblPr>
+      <w:tblCellMar>
+        <w:top w:w="100.0" w:type="dxa"/>
+        <w:left w:w="100.0" w:type="dxa"/>
+        <w:bottom w:w="100.0" w:type="dxa"/>
+        <w:right w:w="100.0" w:type="dxa"/>
+      </w:tblCellMar>
+    </w:tblPr>
+  </w:style>
   <w:style w:type="paragraph" w:styleId="Normal" w:default="1">
     <w:name w:val="normal"/>
-  </w:style>
-  <w:style w:type="table" w:styleId="TableNormal" w:default="1">
-    <w:name w:val="Table Normal"/>
   </w:style>
   <w:style w:type="paragraph" w:styleId="Heading1">
     <w:name w:val="heading 1"/>
@@ -945,6 +974,7 @@
     </w:pPr>
     <w:rPr>
       <w:b w:val="0"/>
+      <w:bCs w:val="0"/>
       <w:sz w:val="32"/>
       <w:szCs w:val="32"/>
     </w:rPr>
@@ -961,6 +991,7 @@
     </w:pPr>
     <w:rPr>
       <w:b w:val="0"/>
+      <w:bCs w:val="0"/>
       <w:color w:val="434343"/>
       <w:sz w:val="28"/>
       <w:szCs w:val="28"/>
@@ -1010,6 +1041,7 @@
     </w:pPr>
     <w:rPr>
       <w:i w:val="1"/>
+      <w:iCs w:val="1"/>
       <w:color w:val="666666"/>
       <w:sz w:val="22"/>
       <w:szCs w:val="22"/>
@@ -1043,6 +1075,7 @@
     <w:rPr>
       <w:rFonts w:ascii="Arial" w:cs="Arial" w:eastAsia="Arial" w:hAnsi="Arial"/>
       <w:i w:val="0"/>
+      <w:iCs w:val="0"/>
       <w:color w:val="666666"/>
       <w:sz w:val="30"/>
       <w:szCs w:val="30"/>
